--- a/revision/11a_dpr_title_page.docx
+++ b/revision/11a_dpr_title_page.docx
@@ -211,7 +211,7 @@
         <w:t xml:space="preserve"> </w:t>
       </w:r>
       <w:r>
-        <w:t xml:space="preserve">[AUTHORS TO COMPLETE: how each author contributed to the conceptual framework and research design, data collection and processing, analysis and interpretation, and writing.]</w:t>
+        <w:t xml:space="preserve">Quang-Vinh Dang developed the conceptual framework, research design and methodology, collected and coded the legal texts, analysed and interpreted the data, and wrote the first draft. Thi-Hong-Hanh Nguyen contributed to the research design, checked the sources and coding, contributed to the interpretation of the findings, and revised the manuscript for rigour and coherence.</w:t>
       </w:r>
     </w:p>
     <w:p>
